--- a/biyotasarim makale/basvuru/03-genisletilmis-ingilizce-ozet.docx
+++ b/biyotasarim makale/basvuru/03-genisletilmis-ingilizce-ozet.docx
@@ -608,7 +608,7 @@
                 <w:shd w:val="clear" w:color="auto" w:fill="FFFFFF"/>
                 <w:lang w:val="en-US"/>
               </w:rPr>
-              <w:t>A fixed thermal transmittance target yields no climate-zone ranking difference</w:t>
+              <w:t>A fixed thermal transmittance target alone yields no climate-zone ranking difference</w:t>
             </w:r>
           </w:p>
           <w:p>
@@ -637,7 +637,7 @@
                 <w:shd w:val="clear" w:color="auto" w:fill="FFFFFF"/>
                 <w:lang w:val="en-US"/>
               </w:rPr>
-              <w:t>The weighting method systematically disadvantages bio-based alternatives</w:t>
+              <w:t>A zone effect arises only through structures that break the proportionality</w:t>
             </w:r>
           </w:p>
           <w:p>
@@ -666,7 +666,7 @@
                 <w:shd w:val="clear" w:color="auto" w:fill="FFFFFF"/>
                 <w:lang w:val="en-US"/>
               </w:rPr>
-              <w:t>The system boundary changes the top-ranked material in every climate zone</w:t>
+              <w:t>The life cycle system boundary changes the top-ranked material in every zone</w:t>
             </w:r>
           </w:p>
         </w:tc>
@@ -1426,7 +1426,7 @@
                 <w:szCs w:val="18"/>
                 <w:lang w:val="en-US"/>
               </w:rPr>
-              <w:t xml:space="preserve">Fourteen bio-based and four conventional alternatives were compared using a functional unit of one square metre of external wall meeting the recommended transmittance of the relevant zone. Criteria comprised thermal conductivity, unit mass, areal heat capacity, life-cycle carbon, reaction to fire, end-of-life scenario, moisture sensitivity and loss of wall thickness. Weights were derived by Shannon entropy, by CRITIC and by equal weighting; rankings by TOPSIS with VIKOR as a consistency check. Environmental data were taken from verified product declarations and climate data from an open European service. The calculation basis was validated against a published minimum insulation thickness table at eight data points, with exact agreement. Missing values were not set to zero; criteria exceeding fifty per cent missingness were excluded and reported. Three system boundaries were defined from the declaration modules, and the realised end-of-life release fraction was treated as a sensitivity parameter.</w:t>
+              <w:t xml:space="preserve">Fourteen bio-based and four conventional alternatives were compared using a functional unit of one square metre of external wall meeting the recommended transmittance of the relevant zone. Criteria comprised thermal conductivity, unit mass, areal heat capacity, biogenic carbon, reaction to fire, end-of-life scenario, moisture sensitivity and required insulation thickness. Weights were derived by Shannon entropy, by CRITIC and by equal weighting; rankings by TOPSIS, with VIKOR used as a complementary ranking method for methodological sensitivity. Environmental data were life cycle assessment datasets obtained from OEKOBAUDAT, whose dataset identifiers, versions and reference units are reported; climate data were taken from version 5.3 of the open European PVGIS service, using the 2005-2023 long-term means. The calculation basis was cross-checked against a published minimum insulation thickness table at eight data points, with exact agreement. Missing values were not set to zero; only criteria with complete data across all alternatives entered the main run, and the sensitivity of this rule to the threshold was tested. Because the reaction-to-fire classification is ordinal, three numerical encodings of it were compared. Three system boundaries were defined from the declaration modules, and the realised end-of-life release fraction was treated as a sensitivity parameter.</w:t>
             </w:r>
             <w:r>
               <w:rPr>
@@ -1482,7 +1482,7 @@
                 <w:szCs w:val="18"/>
                 <w:lang w:val="en-US"/>
               </w:rPr>
-              <w:t xml:space="preserve">The required insulation thickness equals the thermal conductivity multiplied by a factor that depends only on the zone, so every criterion derived from thickness carries a common, material-independent factor that cancels exactly in any normalisation insensitive to column-wise scaling. With rounding disabled, the inter-zone rank correlation is 1.000000 for three weighting methods and two ranking methods, and the maximum difference between entropy weights across zones is zero. A zone effect emerges only when structures that break this proportionality are introduced: a buildability constraint eliminates four bio-based alternatives in the coldest zones, and climate-dependent weighting reduces the correlation from 0.998 to 0.567. Entropy assigns approximately one third of the total weight to reaction to fire, on which mineral-based products separate sharply from the rest, and therefore places mineral wools first, whereas CRITIC and equal weighting place bio-based alternatives at the top. Agreement between TOPSIS and VIKOR is 0.350 to 0.509. Product declaration modules show that the biogenic carbon taken up in production is released again at end of life; for six materials uptake and release cancel to within 0.04 kgCO2e/kg. Truncating the account at the factory gate makes bio-based materials appear carbon-negative and places them first, whereas including end-of-life modules moves glass wool to first place in every zone. A bio-based material remains first until more than half of the stored carbon is released.</w:t>
+              <w:t xml:space="preserve">The required insulation thickness equals the thermal conductivity multiplied by a factor that depends only on the zone, so every criterion derived from thickness carries a common, material-independent factor that cancels exactly in any normalisation insensitive to column-wise scaling. With rounding disabled, the inter-zone rank correlation is 1.000000 for three weighting methods and two ranking methods, and the maximum difference between weights across zones is of the order of 1e-9, that is, numerically zero. A zone effect emerges only when structures that break this proportionality are introduced: a buildability constraint eliminates six bio-based alternatives in the coldest zones and reduces the correlation from 0.990 to 0.497, while climate-dependent weighting reduces it to 0.513. Entropy assigns approximately one third of the total weight to reaction to fire, on which mineral-based products separate sharply from the rest, and therefore pulls mineral wools forward, whereas CRITIC and equal weighting recognise the same criterion without letting it dominate. This behaviour is sensitive to how the ordinal class is encoded: a binary encoding raises the entropy weight to 38.5 per cent and lowers the rank correlation with the baseline encoding to 0.453, while CRITIC and equal weighting remain at 0.744 and 0.903. Agreement between TOPSIS and VIKOR is 0.352 to 0.633. Product declaration modules show that the biogenic carbon taken up in production is released again at end of life; for six materials uptake and release cancel to within 0.04 kgCO2e/kg. Truncating the account at the factory gate makes bio-based materials appear carbon-negative and places them first, whereas including end-of-life modules moves glass wool to first place in every zone examined. A bio-based material remains first until more than half of the stored carbon is released.</w:t>
             </w:r>
             <w:r>
               <w:rPr>
@@ -1535,7 +1535,7 @@
                 <w:szCs w:val="18"/>
                 <w:lang w:val="en-US"/>
               </w:rPr>
-              <w:t xml:space="preserve">The three results converge on a single conclusion: a material ranking is interpretable only when the framing that produced it, namely the functional unit, the weighting method, the ranking method and the system boundary, is fully declared. These four are as much part of the result as the result itself. Two consequences follow for practice. Under a recommended transmittance requirement, the degree-day zone alone does not differentiate material choice; and where a utilisation factor independent of the building time constant is used, the calculation method cannot see differences in thermal mass. The rankings reported here are indicative and constrained by data quality, whereas the structural findings are independent of it.</w:t>
+              <w:t xml:space="preserve">The three results converge on a single conclusion: a material ranking is interpretable only when the framing that produced it, namely the functional unit, the weighting method, the representation of the criteria, the ranking method and the life cycle system boundary, is fully declared. A ranking is not an intrinsic property of the materials. Two consequences follow for practice. Under a recommended transmittance requirement, the degree-day zone alone does not differentiate material choice; differentiation by zone arrives through the buildability constraint. The monthly quasi-steady formulation adopted here has limited sensitivity to thermal-mass effects compared with an hourly dynamic approach such as that provided by ISO 52016-1. The rankings reported here are indicative and remain sensitive to data quality and criterion representation, whereas the analytical invariance result is derived from the framing itself.</w:t>
             </w:r>
             <w:r>
               <w:rPr>
